--- a/32UP Upravlinnja projektamy/7/KNT-122_Onyshchenko_Variant-19_PR7.docx
+++ b/32UP Upravlinnja projektamy/7/KNT-122_Onyshchenko_Variant-19_PR7.docx
@@ -605,6 +605,7 @@
             <w:pPr>
               <w:pStyle w:val="Normal"/>
               <w:widowControl/>
+              <w:suppressAutoHyphens w:val="true"/>
               <w:spacing w:lineRule="auto" w:line="240" w:before="0" w:after="0"/>
               <w:ind w:hanging="0"/>
               <w:jc w:val="left"/>
@@ -637,6 +638,7 @@
             <w:pPr>
               <w:pStyle w:val="Normal"/>
               <w:widowControl/>
+              <w:suppressAutoHyphens w:val="true"/>
               <w:spacing w:lineRule="auto" w:line="240" w:before="0" w:after="0"/>
               <w:ind w:hanging="0"/>
               <w:jc w:val="left"/>
@@ -672,6 +674,7 @@
             <w:pPr>
               <w:pStyle w:val="Normal"/>
               <w:widowControl/>
+              <w:suppressAutoHyphens w:val="true"/>
               <w:spacing w:lineRule="auto" w:line="240" w:before="0" w:after="0"/>
               <w:ind w:hanging="0"/>
               <w:jc w:val="left"/>
@@ -700,6 +703,7 @@
             <w:pPr>
               <w:pStyle w:val="Normal"/>
               <w:widowControl/>
+              <w:suppressAutoHyphens w:val="true"/>
               <w:spacing w:lineRule="auto" w:line="240" w:before="0" w:after="0"/>
               <w:ind w:hanging="0"/>
               <w:jc w:val="left"/>
@@ -731,6 +735,7 @@
             <w:pPr>
               <w:pStyle w:val="Normal"/>
               <w:widowControl/>
+              <w:suppressAutoHyphens w:val="true"/>
               <w:spacing w:lineRule="auto" w:line="240" w:before="0" w:after="0"/>
               <w:ind w:hanging="0"/>
               <w:jc w:val="left"/>
@@ -759,6 +764,7 @@
             <w:pPr>
               <w:pStyle w:val="Normal"/>
               <w:widowControl/>
+              <w:suppressAutoHyphens w:val="true"/>
               <w:spacing w:lineRule="auto" w:line="240" w:before="0" w:after="0"/>
               <w:ind w:hanging="0"/>
               <w:jc w:val="left"/>
@@ -790,6 +796,7 @@
             <w:pPr>
               <w:pStyle w:val="Normal"/>
               <w:widowControl/>
+              <w:suppressAutoHyphens w:val="true"/>
               <w:spacing w:lineRule="auto" w:line="240" w:before="0" w:after="0"/>
               <w:ind w:hanging="0"/>
               <w:jc w:val="left"/>
@@ -818,6 +825,7 @@
             <w:pPr>
               <w:pStyle w:val="Normal"/>
               <w:widowControl/>
+              <w:suppressAutoHyphens w:val="true"/>
               <w:spacing w:lineRule="auto" w:line="240" w:before="0" w:after="0"/>
               <w:ind w:hanging="0"/>
               <w:jc w:val="left"/>
@@ -849,6 +857,7 @@
             <w:pPr>
               <w:pStyle w:val="Normal"/>
               <w:widowControl/>
+              <w:suppressAutoHyphens w:val="true"/>
               <w:spacing w:lineRule="auto" w:line="240" w:before="0" w:after="0"/>
               <w:ind w:hanging="0"/>
               <w:jc w:val="left"/>
@@ -877,6 +886,7 @@
             <w:pPr>
               <w:pStyle w:val="Normal"/>
               <w:widowControl/>
+              <w:suppressAutoHyphens w:val="true"/>
               <w:spacing w:lineRule="auto" w:line="240" w:before="0" w:after="0"/>
               <w:ind w:hanging="0"/>
               <w:jc w:val="left"/>
@@ -908,6 +918,7 @@
             <w:pPr>
               <w:pStyle w:val="Normal"/>
               <w:widowControl/>
+              <w:suppressAutoHyphens w:val="true"/>
               <w:spacing w:lineRule="auto" w:line="240" w:before="0" w:after="0"/>
               <w:ind w:hanging="0"/>
               <w:jc w:val="left"/>
@@ -936,6 +947,7 @@
             <w:pPr>
               <w:pStyle w:val="Normal"/>
               <w:widowControl/>
+              <w:suppressAutoHyphens w:val="true"/>
               <w:spacing w:lineRule="auto" w:line="240" w:before="0" w:after="0"/>
               <w:ind w:hanging="0"/>
               <w:jc w:val="left"/>
@@ -967,6 +979,7 @@
             <w:pPr>
               <w:pStyle w:val="Normal"/>
               <w:widowControl/>
+              <w:suppressAutoHyphens w:val="true"/>
               <w:spacing w:lineRule="auto" w:line="240" w:before="0" w:after="0"/>
               <w:ind w:hanging="0"/>
               <w:jc w:val="left"/>
@@ -995,6 +1008,7 @@
             <w:pPr>
               <w:pStyle w:val="Normal"/>
               <w:widowControl/>
+              <w:suppressAutoHyphens w:val="true"/>
               <w:spacing w:lineRule="auto" w:line="240" w:before="0" w:after="0"/>
               <w:ind w:hanging="0"/>
               <w:jc w:val="left"/>
@@ -1026,6 +1040,7 @@
             <w:pPr>
               <w:pStyle w:val="Normal"/>
               <w:widowControl/>
+              <w:suppressAutoHyphens w:val="true"/>
               <w:spacing w:lineRule="auto" w:line="240" w:before="0" w:after="0"/>
               <w:ind w:hanging="0"/>
               <w:jc w:val="left"/>
@@ -1054,6 +1069,7 @@
             <w:pPr>
               <w:pStyle w:val="Normal"/>
               <w:widowControl/>
+              <w:suppressAutoHyphens w:val="true"/>
               <w:spacing w:lineRule="auto" w:line="240" w:before="0" w:after="0"/>
               <w:ind w:hanging="0"/>
               <w:jc w:val="left"/>
@@ -1085,6 +1101,7 @@
             <w:pPr>
               <w:pStyle w:val="Normal"/>
               <w:widowControl/>
+              <w:suppressAutoHyphens w:val="true"/>
               <w:spacing w:lineRule="auto" w:line="240" w:before="0" w:after="0"/>
               <w:ind w:hanging="0"/>
               <w:jc w:val="left"/>
@@ -1113,6 +1130,7 @@
             <w:pPr>
               <w:pStyle w:val="Normal"/>
               <w:widowControl/>
+              <w:suppressAutoHyphens w:val="true"/>
               <w:spacing w:lineRule="auto" w:line="240" w:before="0" w:after="0"/>
               <w:ind w:hanging="0"/>
               <w:jc w:val="left"/>
@@ -1144,6 +1162,7 @@
             <w:pPr>
               <w:pStyle w:val="Normal"/>
               <w:widowControl/>
+              <w:suppressAutoHyphens w:val="true"/>
               <w:spacing w:lineRule="auto" w:line="240" w:before="0" w:after="0"/>
               <w:ind w:hanging="0"/>
               <w:jc w:val="left"/>
@@ -1172,6 +1191,7 @@
             <w:pPr>
               <w:pStyle w:val="Normal"/>
               <w:widowControl/>
+              <w:suppressAutoHyphens w:val="true"/>
               <w:spacing w:lineRule="auto" w:line="240" w:before="0" w:after="0"/>
               <w:ind w:hanging="0"/>
               <w:jc w:val="left"/>
@@ -1203,6 +1223,7 @@
             <w:pPr>
               <w:pStyle w:val="Normal"/>
               <w:widowControl/>
+              <w:suppressAutoHyphens w:val="true"/>
               <w:spacing w:lineRule="auto" w:line="240" w:before="0" w:after="0"/>
               <w:ind w:hanging="0"/>
               <w:jc w:val="left"/>
@@ -1231,6 +1252,7 @@
             <w:pPr>
               <w:pStyle w:val="Normal"/>
               <w:widowControl/>
+              <w:suppressAutoHyphens w:val="true"/>
               <w:spacing w:lineRule="auto" w:line="240" w:before="0" w:after="0"/>
               <w:ind w:hanging="0"/>
               <w:jc w:val="left"/>
@@ -1262,6 +1284,7 @@
             <w:pPr>
               <w:pStyle w:val="Normal"/>
               <w:widowControl/>
+              <w:suppressAutoHyphens w:val="true"/>
               <w:spacing w:lineRule="auto" w:line="240" w:before="0" w:after="0"/>
               <w:ind w:hanging="0"/>
               <w:jc w:val="left"/>
@@ -1290,6 +1313,7 @@
             <w:pPr>
               <w:pStyle w:val="Normal"/>
               <w:widowControl/>
+              <w:suppressAutoHyphens w:val="true"/>
               <w:spacing w:lineRule="auto" w:line="240" w:before="0" w:after="0"/>
               <w:ind w:hanging="0"/>
               <w:jc w:val="left"/>
@@ -1321,6 +1345,7 @@
             <w:pPr>
               <w:pStyle w:val="Normal"/>
               <w:widowControl/>
+              <w:suppressAutoHyphens w:val="true"/>
               <w:spacing w:lineRule="auto" w:line="240" w:before="0" w:after="0"/>
               <w:ind w:hanging="0"/>
               <w:jc w:val="left"/>
@@ -1349,6 +1374,7 @@
             <w:pPr>
               <w:pStyle w:val="Normal"/>
               <w:widowControl/>
+              <w:suppressAutoHyphens w:val="true"/>
               <w:spacing w:lineRule="auto" w:line="240" w:before="0" w:after="0"/>
               <w:ind w:hanging="0"/>
               <w:jc w:val="left"/>
@@ -1380,6 +1406,7 @@
             <w:pPr>
               <w:pStyle w:val="Normal"/>
               <w:widowControl/>
+              <w:suppressAutoHyphens w:val="true"/>
               <w:spacing w:lineRule="auto" w:line="240" w:before="0" w:after="0"/>
               <w:ind w:hanging="0"/>
               <w:jc w:val="left"/>
@@ -1408,6 +1435,7 @@
             <w:pPr>
               <w:pStyle w:val="Normal"/>
               <w:widowControl/>
+              <w:suppressAutoHyphens w:val="true"/>
               <w:spacing w:lineRule="auto" w:line="240" w:before="0" w:after="0"/>
               <w:ind w:hanging="0"/>
               <w:jc w:val="left"/>
@@ -1439,6 +1467,7 @@
             <w:pPr>
               <w:pStyle w:val="Normal"/>
               <w:widowControl/>
+              <w:suppressAutoHyphens w:val="true"/>
               <w:spacing w:lineRule="auto" w:line="240" w:before="0" w:after="0"/>
               <w:ind w:hanging="0"/>
               <w:jc w:val="left"/>
@@ -1467,6 +1496,7 @@
             <w:pPr>
               <w:pStyle w:val="Normal"/>
               <w:widowControl/>
+              <w:suppressAutoHyphens w:val="true"/>
               <w:spacing w:lineRule="auto" w:line="240" w:before="0" w:after="0"/>
               <w:ind w:hanging="0"/>
               <w:jc w:val="left"/>
@@ -1582,11 +1612,7 @@
       </w:r>
       <w:r>
         <w:rPr/>
-        <w:t xml:space="preserve">Рисунок 1.1 — Діаграма </w:t>
-      </w:r>
-      <w:r>
-        <w:rPr/>
-        <w:t>стрілочна</w:t>
+        <w:t>Рисунок 1.1 — Діаграма стрілочна</w:t>
       </w:r>
     </w:p>
     <w:p>
@@ -1672,11 +1698,7 @@
       </w:r>
       <w:r>
         <w:rPr/>
-        <w:t xml:space="preserve">Рисунок 2.1 — Діаграма </w:t>
-      </w:r>
-      <w:r>
-        <w:rPr/>
-        <w:t>передування</w:t>
+        <w:t>Рисунок 2.1 — Діаграма передування</w:t>
       </w:r>
     </w:p>
     <w:sectPr>
@@ -2087,6 +2109,7 @@
     <w:qFormat/>
     <w:pPr>
       <w:widowControl/>
+      <w:suppressAutoHyphens w:val="true"/>
       <w:bidi w:val="0"/>
       <w:spacing w:lineRule="auto" w:line="360" w:before="0" w:after="0"/>
       <w:ind w:firstLine="851"/>
@@ -2098,7 +2121,7 @@
       <w:kern w:val="0"/>
       <w:sz w:val="28"/>
       <w:szCs w:val="28"/>
-      <w:lang w:eastAsia="uk-UA" w:val="uk-UA" w:bidi="ar-SA"/>
+      <w:lang w:val="uk-UA" w:eastAsia="uk-UA" w:bidi="ar-SA"/>
     </w:rPr>
   </w:style>
   <w:style w:type="paragraph" w:styleId="Heading1">
@@ -2476,9 +2499,35 @@
       <w:rFonts w:cs="Arial Unicode MS"/>
     </w:rPr>
   </w:style>
+  <w:style w:type="paragraph" w:styleId="user">
+    <w:name w:val="Заголовок (user)"/>
+    <w:basedOn w:val="Normal"/>
+    <w:next w:val="BodyText"/>
+    <w:qFormat/>
+    <w:pPr>
+      <w:keepNext w:val="true"/>
+      <w:spacing w:before="240" w:after="120"/>
+    </w:pPr>
+    <w:rPr>
+      <w:rFonts w:ascii="Liberation Sans" w:hAnsi="Liberation Sans" w:eastAsia="Microsoft YaHei" w:cs="Arial Unicode MS"/>
+      <w:sz w:val="28"/>
+      <w:szCs w:val="28"/>
+    </w:rPr>
+  </w:style>
+  <w:style w:type="paragraph" w:styleId="user1">
+    <w:name w:val="Покажчик (user)"/>
+    <w:basedOn w:val="Normal"/>
+    <w:qFormat/>
+    <w:pPr>
+      <w:suppressLineNumbers/>
+    </w:pPr>
+    <w:rPr>
+      <w:rFonts w:cs="Arial Unicode MS"/>
+    </w:rPr>
+  </w:style>
   <w:style w:type="paragraph" w:styleId="IndexHeading">
     <w:name w:val="index heading"/>
-    <w:basedOn w:val="Style12"/>
+    <w:basedOn w:val="user"/>
     <w:pPr/>
     <w:rPr/>
   </w:style>

--- a/32UP Upravlinnja projektamy/7/KNT-122_Onyshchenko_Variant-19_PR7.docx
+++ b/32UP Upravlinnja projektamy/7/KNT-122_Onyshchenko_Variant-19_PR7.docx
@@ -2527,7 +2527,7 @@
   </w:style>
   <w:style w:type="paragraph" w:styleId="IndexHeading">
     <w:name w:val="index heading"/>
-    <w:basedOn w:val="user"/>
+    <w:basedOn w:val="Style12"/>
     <w:pPr/>
     <w:rPr/>
   </w:style>
